--- a/livrables/lecons/placement-financier/2026-09-19_lecon-placement-financier_15_biais-comportementaux-epargnant.docx
+++ b/livrables/lecons/placement-financier/2026-09-19_lecon-placement-financier_15_biais-comportementaux-epargnant.docx
@@ -2045,6 +2045,17 @@
           <w:szCs w:val="22"/>
         </w:rPr>
         <w:t xml:space="preserve">Thèmes abordés : donation, succession, usufruit et nue-propriété, démembrement de contrat d'assurance-vie, abattements fiscaux, pacte Dutreil. Pertinent dans la perspective d'un horizon de placement de 7-8 ans : anticiper la transmission est une composante intégrante de la gestion patrimoniale de moyen terme.</w:t>
+      </w:r>
+      <w:r>
+        <w:rPr>
+          <w:rFonts w:ascii="Times New Roman" w:cs="Times New Roman" w:eastAsia="Times New Roman" w:hAnsi="Times New Roman"/>
+          <w:i/>
+          <w:iCs/>
+          <w:color w:val="6B7280"/>
+          <w:sz w:val="20"/>
+          <w:szCs w:val="20"/>
+        </w:rPr>
+        <w:t xml:space="preserve"> [Corrigé le 26/09/2026 : sur les six thèmes annoncés ici, la leçon 16 livrée ce jour en traite quatre. Le PACTE DUTREIL et le DÉMEMBREMENT DE CLAUSE BÉNÉFICIAIRE d'assurance-vie n'y figurent pas — zéro occurrence, vérifié le 26/09/2026 — et restent à traiter. L'annonce est conservée telle quelle plutôt que réécrite : c'est elle qui a permis de repérer le manque.]</w:t>
       </w:r>
     </w:p>
     <w:p>

--- a/livrables/lecons/placement-financier/2026-09-19_lecon-placement-financier_15_biais-comportementaux-epargnant.docx
+++ b/livrables/lecons/placement-financier/2026-09-19_lecon-placement-financier_15_biais-comportementaux-epargnant.docx
@@ -1149,6 +1149,17 @@
           <w:szCs w:val="20"/>
         </w:rPr>
         <w:t xml:space="preserve">[Corrigé le 19/09/2026 : le corrigé ne nommait que l'aversion aux pertes, en l'expliquant par le mécanisme de l'ancrage ; le tableau de théorie donnait l'autre réponse.]</w:t>
+      </w:r>
+      <w:r>
+        <w:rPr>
+          <w:rFonts w:ascii="Times New Roman" w:cs="Times New Roman" w:eastAsia="Times New Roman" w:hAnsi="Times New Roman"/>
+          <w:i/>
+          <w:iCs/>
+          <w:color w:val="6B7280"/>
+          <w:sz w:val="20"/>
+          <w:szCs w:val="20"/>
+        </w:rPr>
+        <w:t xml:space="preserve"> [Précisé le 26/09/2026 : la leçon 14 annonçait quatre biais pour celle-ci — aversion aux pertes, excès de confiance, BIAIS DE RÉCENCE et biais de confirmation. Les trois premiers nommés sont bien traités (treize, cinq et plusieurs occurrences), mais le BIAIS DE RÉCENCE n'est pas traité : le mot n'apparaît pas une seule fois. Le biais de disponibilité, voisin mais distinct, occupe sa place — la récence porte sur ce qui est RÉCENT, la disponibilité sur ce qui vient FACILEMENT À L'ESPRIT. Le biais de récence reste à traiter. Constaté le 26/09/2026.]</w:t>
       </w:r>
     </w:p>
     <w:p>
